--- a/webp2k/public/templates/Template_p2k.docx
+++ b/webp2k/public/templates/Template_p2k.docx
@@ -114,21 +114,7 @@
           <w:i/>
           <w:iCs/>
         </w:rPr>
-        <w:t>d/a  ${</w:t>
-      </w:r>
-      <w:r>
-        <w:rPr>
-          <w:i/>
-          <w:iCs/>
-        </w:rPr>
-        <w:t>alamat</w:t>
-      </w:r>
-      <w:r>
-        <w:rPr>
-          <w:i/>
-          <w:iCs/>
-        </w:rPr>
-        <w:t>_nasabah}</w:t>
+        <w:t>d/a  ${alamat_nasabah}</w:t>
       </w:r>
     </w:p>
     <w:p>
@@ -145,23 +131,7 @@
         <w:rPr/>
         <w:tab/>
         <w:tab/>
-        <w:t xml:space="preserve">   ${</w:t>
-      </w:r>
-      <w:r>
-        <w:rPr/>
-        <w:t>kode_ao</w:t>
-      </w:r>
-      <w:r>
-        <w:rPr/>
-        <w:t>}  / ${</w:t>
-      </w:r>
-      <w:r>
-        <w:rPr/>
-        <w:t>no_angsuran</w:t>
-      </w:r>
-      <w:r>
-        <w:rPr/>
-        <w:t>}</w:t>
+        <w:t xml:space="preserve">   ${kode_ao}  / ${no_angsuran}</w:t>
       </w:r>
     </w:p>
     <w:p>
@@ -295,7 +265,11 @@
             </w:pPr>
             <w:r>
               <w:rPr/>
-              <w:t>Nominal                : Rp.   66.688.300,-</w:t>
+              <w:t xml:space="preserve">Nominal                : </w:t>
+            </w:r>
+            <w:r>
+              <w:rPr/>
+              <w:t>${nominal}</w:t>
             </w:r>
           </w:p>
           <w:p>
@@ -312,7 +286,11 @@
             </w:pPr>
             <w:r>
               <w:rPr/>
-              <w:t>Sisa Pokok            : Rp.   32.313.900,-</w:t>
+              <w:t xml:space="preserve">Sisa Pokok            : </w:t>
+            </w:r>
+            <w:r>
+              <w:rPr/>
+              <w:t>${sisa_pokok}</w:t>
             </w:r>
           </w:p>
         </w:tc>
@@ -15495,7 +15473,7 @@
           <w:lang w:val="en-US" w:eastAsia="id-ID"/>
         </w:rPr>
       </w:pPr>
-      <w:bookmarkStart w:id="1" w:name="767676MailMergeMark2025-11-05T15%2525253"/>
+      <w:bookmarkStart w:id="1" w:name="767676MailMergeMark2025-11-05T15%2525252"/>
       <w:bookmarkEnd w:id="1"/>
       <w:r>
         <w:rPr>

--- a/webp2k/public/templates/Template_p2k.docx
+++ b/webp2k/public/templates/Template_p2k.docx
@@ -131,7 +131,7 @@
         <w:rPr/>
         <w:tab/>
         <w:tab/>
-        <w:t xml:space="preserve">   ${kode_ao}  / ${no_angsuran}</w:t>
+        <w:t xml:space="preserve">   ${kode}  / ${no_angsuran}</w:t>
       </w:r>
     </w:p>
     <w:p>
@@ -248,7 +248,7 @@
             </w:pPr>
             <w:r>
               <w:rPr/>
-              <w:t>Nomor                   : ${kode_ao} / ${no_angsuran}</w:t>
+              <w:t>Nomor                   : ${kode} / ${no_angsuran}</w:t>
             </w:r>
           </w:p>
           <w:p>
@@ -265,11 +265,7 @@
             </w:pPr>
             <w:r>
               <w:rPr/>
-              <w:t xml:space="preserve">Nominal                : </w:t>
-            </w:r>
-            <w:r>
-              <w:rPr/>
-              <w:t>${nominal}</w:t>
+              <w:t>Nominal                : ${nominal}</w:t>
             </w:r>
           </w:p>
           <w:p>
@@ -286,11 +282,7 @@
             </w:pPr>
             <w:r>
               <w:rPr/>
-              <w:t xml:space="preserve">Sisa Pokok            : </w:t>
-            </w:r>
-            <w:r>
-              <w:rPr/>
-              <w:t>${sisa_pokok}</w:t>
+              <w:t>Sisa Pokok            : ${sisa_pokok}</w:t>
             </w:r>
           </w:p>
         </w:tc>
@@ -430,21 +422,21 @@
             <w:pPr>
               <w:pStyle w:val="TableContents"/>
               <w:rPr>
-                <w:sz w:val="28"/>
-                <w:szCs w:val="28"/>
+                <w:sz w:val="24"/>
+                <w:szCs w:val="24"/>
               </w:rPr>
             </w:pPr>
             <w:r>
               <w:rPr>
-                <w:sz w:val="28"/>
-                <w:szCs w:val="28"/>
+                <w:sz w:val="24"/>
+                <w:szCs w:val="24"/>
               </w:rPr>
               <w:t xml:space="preserve"> </w:t>
             </w:r>
             <w:r>
               <w:rPr>
-                <w:sz w:val="28"/>
-                <w:szCs w:val="28"/>
+                <w:sz w:val="24"/>
+                <w:szCs w:val="24"/>
               </w:rPr>
               <w:t>Pokok</w:t>
             </w:r>
@@ -459,14 +451,14 @@
             <w:pPr>
               <w:pStyle w:val="TableContents"/>
               <w:rPr>
-                <w:sz w:val="28"/>
-                <w:szCs w:val="28"/>
+                <w:sz w:val="24"/>
+                <w:szCs w:val="24"/>
               </w:rPr>
             </w:pPr>
             <w:r>
               <w:rPr>
-                <w:sz w:val="28"/>
-                <w:szCs w:val="28"/>
+                <w:sz w:val="24"/>
+                <w:szCs w:val="24"/>
               </w:rPr>
               <w:t>: Rp</w:t>
             </w:r>
@@ -482,16 +474,16 @@
               <w:pStyle w:val="TableContents"/>
               <w:jc w:val="right"/>
               <w:rPr>
-                <w:sz w:val="28"/>
-                <w:szCs w:val="28"/>
+                <w:sz w:val="24"/>
+                <w:szCs w:val="24"/>
               </w:rPr>
             </w:pPr>
             <w:r>
               <w:rPr>
-                <w:sz w:val="28"/>
-                <w:szCs w:val="28"/>
+                <w:sz w:val="24"/>
+                <w:szCs w:val="24"/>
               </w:rPr>
-              <w:t>1.783.200,-</w:t>
+              <w:t>${pokok_per_bulan}</w:t>
             </w:r>
           </w:p>
         </w:tc>
@@ -509,21 +501,21 @@
             <w:pPr>
               <w:pStyle w:val="TableContents"/>
               <w:rPr>
-                <w:sz w:val="28"/>
-                <w:szCs w:val="28"/>
+                <w:sz w:val="24"/>
+                <w:szCs w:val="24"/>
               </w:rPr>
             </w:pPr>
             <w:r>
               <w:rPr>
-                <w:sz w:val="28"/>
-                <w:szCs w:val="28"/>
+                <w:sz w:val="24"/>
+                <w:szCs w:val="24"/>
               </w:rPr>
               <w:t xml:space="preserve"> </w:t>
             </w:r>
             <w:r>
               <w:rPr>
-                <w:sz w:val="28"/>
-                <w:szCs w:val="28"/>
+                <w:sz w:val="24"/>
+                <w:szCs w:val="24"/>
               </w:rPr>
               <w:t>Bunga</w:t>
             </w:r>
@@ -538,14 +530,14 @@
             <w:pPr>
               <w:pStyle w:val="TableContents"/>
               <w:rPr>
-                <w:sz w:val="28"/>
-                <w:szCs w:val="28"/>
+                <w:sz w:val="24"/>
+                <w:szCs w:val="24"/>
               </w:rPr>
             </w:pPr>
             <w:r>
               <w:rPr>
-                <w:sz w:val="28"/>
-                <w:szCs w:val="28"/>
+                <w:sz w:val="24"/>
+                <w:szCs w:val="24"/>
               </w:rPr>
               <w:t>: Rp</w:t>
             </w:r>
@@ -561,16 +553,16 @@
               <w:pStyle w:val="TableContents"/>
               <w:jc w:val="right"/>
               <w:rPr>
-                <w:sz w:val="28"/>
-                <w:szCs w:val="28"/>
+                <w:sz w:val="24"/>
+                <w:szCs w:val="24"/>
               </w:rPr>
             </w:pPr>
             <w:r>
               <w:rPr>
-                <w:sz w:val="28"/>
-                <w:szCs w:val="28"/>
+                <w:sz w:val="24"/>
+                <w:szCs w:val="24"/>
               </w:rPr>
-              <w:t>256.000,-</w:t>
+              <w:t>${bunga_per_bulan}</w:t>
             </w:r>
           </w:p>
         </w:tc>
@@ -588,21 +580,21 @@
             <w:pPr>
               <w:pStyle w:val="TableContents"/>
               <w:rPr>
-                <w:sz w:val="28"/>
-                <w:szCs w:val="28"/>
+                <w:sz w:val="24"/>
+                <w:szCs w:val="24"/>
               </w:rPr>
             </w:pPr>
             <w:r>
               <w:rPr>
-                <w:sz w:val="28"/>
-                <w:szCs w:val="28"/>
+                <w:sz w:val="24"/>
+                <w:szCs w:val="24"/>
               </w:rPr>
               <w:t xml:space="preserve"> </w:t>
             </w:r>
             <w:r>
               <w:rPr>
-                <w:sz w:val="28"/>
-                <w:szCs w:val="28"/>
+                <w:sz w:val="24"/>
+                <w:szCs w:val="24"/>
               </w:rPr>
               <w:t>Denda</w:t>
             </w:r>
@@ -619,14 +611,14 @@
             <w:pPr>
               <w:pStyle w:val="TableContents"/>
               <w:rPr>
-                <w:sz w:val="28"/>
-                <w:szCs w:val="28"/>
+                <w:sz w:val="24"/>
+                <w:szCs w:val="24"/>
               </w:rPr>
             </w:pPr>
             <w:r>
               <w:rPr>
-                <w:sz w:val="28"/>
-                <w:szCs w:val="28"/>
+                <w:sz w:val="24"/>
+                <w:szCs w:val="24"/>
               </w:rPr>
               <w:t>: Rp</w:t>
             </w:r>
@@ -644,16 +636,16 @@
               <w:pStyle w:val="TableContents"/>
               <w:jc w:val="right"/>
               <w:rPr>
-                <w:sz w:val="28"/>
-                <w:szCs w:val="28"/>
+                <w:sz w:val="24"/>
+                <w:szCs w:val="24"/>
               </w:rPr>
             </w:pPr>
             <w:r>
               <w:rPr>
-                <w:sz w:val="28"/>
-                <w:szCs w:val="28"/>
+                <w:sz w:val="24"/>
+                <w:szCs w:val="24"/>
               </w:rPr>
-              <w:t>0,-</w:t>
+              <w:t>${denda}</w:t>
             </w:r>
           </w:p>
         </w:tc>
@@ -669,18 +661,16 @@
             <w:pPr>
               <w:pStyle w:val="TableContents"/>
               <w:rPr>
-                <w:b/>
-                <w:bCs/>
-                <w:sz w:val="28"/>
-                <w:szCs w:val="28"/>
+                <w:sz w:val="24"/>
+                <w:szCs w:val="24"/>
               </w:rPr>
             </w:pPr>
             <w:r>
               <w:rPr>
                 <w:b/>
                 <w:bCs/>
-                <w:sz w:val="28"/>
-                <w:szCs w:val="28"/>
+                <w:sz w:val="24"/>
+                <w:szCs w:val="24"/>
               </w:rPr>
               <w:t>Jumlah Tagihan</w:t>
             </w:r>
@@ -695,18 +685,16 @@
             <w:pPr>
               <w:pStyle w:val="TableContents"/>
               <w:rPr>
-                <w:b/>
-                <w:bCs/>
-                <w:sz w:val="28"/>
-                <w:szCs w:val="28"/>
+                <w:sz w:val="24"/>
+                <w:szCs w:val="24"/>
               </w:rPr>
             </w:pPr>
             <w:r>
               <w:rPr>
                 <w:b/>
                 <w:bCs/>
-                <w:sz w:val="28"/>
-                <w:szCs w:val="28"/>
+                <w:sz w:val="24"/>
+                <w:szCs w:val="24"/>
               </w:rPr>
               <w:t>: Rp</w:t>
             </w:r>
@@ -722,20 +710,18 @@
               <w:pStyle w:val="TableContents"/>
               <w:jc w:val="right"/>
               <w:rPr>
-                <w:b/>
-                <w:bCs/>
-                <w:sz w:val="28"/>
-                <w:szCs w:val="28"/>
+                <w:sz w:val="24"/>
+                <w:szCs w:val="24"/>
               </w:rPr>
             </w:pPr>
             <w:r>
               <w:rPr>
                 <w:b/>
                 <w:bCs/>
-                <w:sz w:val="28"/>
-                <w:szCs w:val="28"/>
+                <w:sz w:val="24"/>
+                <w:szCs w:val="24"/>
               </w:rPr>
-              <w:t>2.039.200,-</w:t>
+              <w:t>${jumlah_tagihan}</w:t>
             </w:r>
           </w:p>
         </w:tc>
@@ -1179,6 +1165,71 @@
         </w:rPr>
       </w:pPr>
       <w:r>
+        <w:rPr/>
+      </w:r>
+    </w:p>
+    <w:p>
+      <w:pPr>
+        <w:pStyle w:val="Normal"/>
+        <w:jc w:val="center"/>
+        <w:rPr>
+          <w:b/>
+          <w:bCs/>
+        </w:rPr>
+      </w:pPr>
+      <w:r>
+        <w:rPr/>
+      </w:r>
+    </w:p>
+    <w:p>
+      <w:pPr>
+        <w:pStyle w:val="Normal"/>
+        <w:jc w:val="center"/>
+        <w:rPr>
+          <w:b/>
+          <w:bCs/>
+        </w:rPr>
+      </w:pPr>
+      <w:r>
+        <w:rPr/>
+      </w:r>
+    </w:p>
+    <w:p>
+      <w:pPr>
+        <w:pStyle w:val="Normal"/>
+        <w:jc w:val="center"/>
+        <w:rPr>
+          <w:b/>
+          <w:bCs/>
+        </w:rPr>
+      </w:pPr>
+      <w:r>
+        <w:rPr/>
+      </w:r>
+    </w:p>
+    <w:p>
+      <w:pPr>
+        <w:pStyle w:val="Normal"/>
+        <w:jc w:val="center"/>
+        <w:rPr>
+          <w:b/>
+          <w:bCs/>
+        </w:rPr>
+      </w:pPr>
+      <w:r>
+        <w:rPr/>
+      </w:r>
+    </w:p>
+    <w:p>
+      <w:pPr>
+        <w:pStyle w:val="Normal"/>
+        <w:jc w:val="center"/>
+        <w:rPr>
+          <w:b/>
+          <w:bCs/>
+        </w:rPr>
+      </w:pPr>
+      <w:r>
         <w:rPr>
           <w:b/>
           <w:bCs/>
@@ -1267,20 +1318,6 @@
         <w:rPr/>
         <w:t>Kode</w:t>
         <w:tab/>
-        <w:tab/>
-        <w:tab/>
-        <w:t xml:space="preserve">: </w:t>
-      </w:r>
-    </w:p>
-    <w:p>
-      <w:pPr>
-        <w:pStyle w:val="Normal"/>
-        <w:jc w:val="both"/>
-        <w:rPr/>
-      </w:pPr>
-      <w:r>
-        <w:rPr/>
-        <w:t>Kode Asal</w:t>
         <w:tab/>
         <w:tab/>
         <w:t xml:space="preserve">: </w:t>
@@ -1759,39 +1796,10 @@
       </w:pPr>
       <w:r>
         <w:rPr/>
-        <w:t>Kunjungan ke</w:t>
-        <w:tab/>
-        <w:tab/>
-        <w:tab/>
-        <w:t>:</w:t>
-      </w:r>
-    </w:p>
-    <w:p>
-      <w:pPr>
-        <w:pStyle w:val="Normal"/>
-        <w:jc w:val="both"/>
-        <w:rPr/>
-      </w:pPr>
-      <w:r>
-        <w:rPr/>
         <w:t>Tanggal Kunjungan</w:t>
         <w:tab/>
         <w:tab/>
-        <w:t>:              September 2025</w:t>
-      </w:r>
-    </w:p>
-    <w:p>
-      <w:pPr>
-        <w:pStyle w:val="Normal"/>
-        <w:jc w:val="both"/>
-        <w:rPr/>
-      </w:pPr>
-      <w:r>
-        <w:rPr/>
-        <w:t>Bertemu dengan</w:t>
-        <w:tab/>
-        <w:tab/>
-        <w:t>:</w:t>
+        <w:t xml:space="preserve">:             </w:t>
       </w:r>
     </w:p>
     <w:p>
@@ -1988,304 +1996,6 @@
     </w:p>
     <w:p>
       <w:pPr>
-        <w:pStyle w:val="Normal"/>
-        <w:jc w:val="both"/>
-        <w:rPr/>
-      </w:pPr>
-      <w:r>
-        <w:rPr/>
-        <w:t xml:space="preserve">                </w:t>
-      </w:r>
-      <w:r>
-        <w:rPr/>
-        <w:t xml:space="preserve">Petugas </w:t>
-        <w:tab/>
-        <w:tab/>
-        <w:tab/>
-        <w:tab/>
-        <w:tab/>
-        <w:tab/>
-        <w:t xml:space="preserve">      Debitur/Yang menerima kunjungan</w:t>
-      </w:r>
-    </w:p>
-    <w:p>
-      <w:pPr>
-        <w:pStyle w:val="Normal"/>
-        <w:jc w:val="both"/>
-        <w:rPr/>
-      </w:pPr>
-      <w:r>
-        <w:rPr/>
-      </w:r>
-    </w:p>
-    <w:p>
-      <w:pPr>
-        <w:pStyle w:val="Normal"/>
-        <w:jc w:val="both"/>
-        <w:rPr/>
-      </w:pPr>
-      <w:r>
-        <w:rPr/>
-      </w:r>
-    </w:p>
-    <w:p>
-      <w:pPr>
-        <w:pStyle w:val="Normal"/>
-        <w:jc w:val="both"/>
-        <w:rPr/>
-      </w:pPr>
-      <w:r>
-        <w:rPr/>
-      </w:r>
-    </w:p>
-    <w:p>
-      <w:pPr>
-        <w:pStyle w:val="Normal"/>
-        <w:jc w:val="both"/>
-        <w:rPr/>
-      </w:pPr>
-      <w:r>
-        <w:rPr/>
-      </w:r>
-    </w:p>
-    <w:p>
-      <w:pPr>
-        <w:pStyle w:val="Normal"/>
-        <w:ind w:right="170"/>
-        <w:rPr/>
-      </w:pPr>
-      <w:r>
-        <w:rPr/>
-        <w:t xml:space="preserve">(................................................) </w:t>
-        <w:tab/>
-        <w:tab/>
-        <w:tab/>
-        <w:tab/>
-        <w:t>(..............................................................)</w:t>
-        <w:tab/>
-      </w:r>
-    </w:p>
-    <w:p>
-      <w:pPr>
-        <w:pStyle w:val="Normal"/>
-        <w:tabs>
-          <w:tab w:val="clear" w:pos="720"/>
-          <w:tab w:val="left" w:pos="1760" w:leader="none"/>
-          <w:tab w:val="left" w:pos="4305" w:leader="none"/>
-          <w:tab w:val="left" w:pos="5760" w:leader="none"/>
-          <w:tab w:val="left" w:pos="8220" w:leader="none"/>
-        </w:tabs>
-        <w:rPr>
-          <w:rFonts w:ascii="NanumBarunGothic" w:hAnsi="NanumBarunGothic"/>
-          <w:b/>
-          <w:bCs/>
-          <w:color w:val="000000"/>
-        </w:rPr>
-      </w:pPr>
-      <w:r>
-        <w:rPr>
-          <w:rFonts w:ascii="NanumBarunGothic" w:hAnsi="NanumBarunGothic"/>
-          <w:color w:val="000000"/>
-          <w:sz w:val="21"/>
-          <w:szCs w:val="21"/>
-        </w:rPr>
-        <w:t>1.  Tagihan Kredit                                  ............</w:t>
-      </w:r>
-      <w:r>
-        <w:rPr>
-          <w:rFonts w:ascii="NanumBarunGothic" w:hAnsi="NanumBarunGothic"/>
-          <w:color w:val="000000"/>
-        </w:rPr>
-        <w:t xml:space="preserve">      </w:t>
-      </w:r>
-      <w:r>
-        <w:rPr>
-          <w:rFonts w:ascii="NanumBarunGothic" w:hAnsi="NanumBarunGothic"/>
-          <w:color w:val="000000"/>
-          <w:sz w:val="22"/>
-          <w:szCs w:val="22"/>
-        </w:rPr>
-        <w:t>Nomor Surat :        / BB.P2K / IX / 2025</w:t>
-      </w:r>
-    </w:p>
-    <w:p>
-      <w:pPr>
-        <w:pStyle w:val="Normal"/>
-        <w:tabs>
-          <w:tab w:val="clear" w:pos="720"/>
-          <w:tab w:val="left" w:pos="285" w:leader="none"/>
-          <w:tab w:val="left" w:pos="1760" w:leader="none"/>
-          <w:tab w:val="left" w:pos="4080" w:leader="none"/>
-          <w:tab w:val="left" w:pos="5502" w:leader="none"/>
-          <w:tab w:val="left" w:pos="8220" w:leader="none"/>
-        </w:tabs>
-        <w:rPr>
-          <w:rFonts w:ascii="NanumBarunGothic" w:hAnsi="NanumBarunGothic"/>
-          <w:color w:val="000000"/>
-        </w:rPr>
-      </w:pPr>
-      <w:r>
-        <w:rPr>
-          <w:rFonts w:ascii="NanumBarunGothic" w:hAnsi="NanumBarunGothic"/>
-          <w:color w:val="000000"/>
-          <w:sz w:val="21"/>
-          <w:szCs w:val="21"/>
-        </w:rPr>
-        <w:t>2.  Surat Peringatan Pertama (SP 1)</w:t>
-        <w:tab/>
-        <w:t>............        Keterangan :</w:t>
-      </w:r>
-    </w:p>
-    <w:p>
-      <w:pPr>
-        <w:pStyle w:val="Normal"/>
-        <w:tabs>
-          <w:tab w:val="clear" w:pos="720"/>
-          <w:tab w:val="left" w:pos="285" w:leader="none"/>
-          <w:tab w:val="left" w:pos="1760" w:leader="none"/>
-          <w:tab w:val="left" w:pos="4080" w:leader="none"/>
-          <w:tab w:val="left" w:pos="5502" w:leader="none"/>
-          <w:tab w:val="left" w:pos="8220" w:leader="none"/>
-        </w:tabs>
-        <w:rPr>
-          <w:rFonts w:ascii="NanumBarunGothic" w:hAnsi="NanumBarunGothic"/>
-          <w:color w:val="000000"/>
-        </w:rPr>
-      </w:pPr>
-      <w:r>
-        <w:rPr>
-          <w:rFonts w:ascii="NanumBarunGothic" w:hAnsi="NanumBarunGothic"/>
-          <w:color w:val="000000"/>
-          <w:sz w:val="21"/>
-          <w:szCs w:val="21"/>
-        </w:rPr>
-        <w:t>3.  Surat Peringatan Kedua (SP 2)</w:t>
-        <w:tab/>
-        <w:t xml:space="preserve">............              </w:t>
-      </w:r>
-    </w:p>
-    <w:p>
-      <w:pPr>
-        <w:pStyle w:val="Normal"/>
-        <w:tabs>
-          <w:tab w:val="clear" w:pos="720"/>
-          <w:tab w:val="left" w:pos="285" w:leader="none"/>
-          <w:tab w:val="left" w:pos="1760" w:leader="none"/>
-          <w:tab w:val="left" w:pos="4080" w:leader="none"/>
-          <w:tab w:val="left" w:pos="8220" w:leader="none"/>
-        </w:tabs>
-        <w:rPr>
-          <w:rFonts w:ascii="NanumBarunGothic" w:hAnsi="NanumBarunGothic"/>
-          <w:color w:val="000000"/>
-        </w:rPr>
-      </w:pPr>
-      <w:r>
-        <w:rPr>
-          <w:rFonts w:ascii="NanumBarunGothic" w:hAnsi="NanumBarunGothic"/>
-          <w:color w:val="000000"/>
-          <w:sz w:val="21"/>
-          <w:szCs w:val="21"/>
-        </w:rPr>
-        <w:t>4.  Surat Peringatan Ketiga (SP 3)</w:t>
-        <w:tab/>
-        <w:t xml:space="preserve">............              </w:t>
-      </w:r>
-    </w:p>
-    <w:p>
-      <w:pPr>
-        <w:pStyle w:val="Normal"/>
-        <w:tabs>
-          <w:tab w:val="clear" w:pos="720"/>
-          <w:tab w:val="left" w:pos="285" w:leader="none"/>
-          <w:tab w:val="left" w:pos="1760" w:leader="none"/>
-          <w:tab w:val="left" w:pos="4080" w:leader="none"/>
-          <w:tab w:val="left" w:pos="8220" w:leader="none"/>
-        </w:tabs>
-        <w:rPr>
-          <w:rFonts w:ascii="NanumBarunGothic" w:hAnsi="NanumBarunGothic"/>
-          <w:b/>
-          <w:bCs/>
-          <w:color w:val="000000"/>
-        </w:rPr>
-      </w:pPr>
-      <w:r>
-        <w:rPr>
-          <w:rFonts w:ascii="NanumBarunGothic" w:hAnsi="NanumBarunGothic"/>
-          <w:color w:val="000000"/>
-          <w:sz w:val="21"/>
-          <w:szCs w:val="21"/>
-        </w:rPr>
-        <w:t>5.  Surat Panggilan</w:t>
-        <w:tab/>
-        <w:t xml:space="preserve">............             </w:t>
-      </w:r>
-    </w:p>
-    <w:p>
-      <w:pPr>
-        <w:pStyle w:val="Normal"/>
-        <w:tabs>
-          <w:tab w:val="clear" w:pos="720"/>
-          <w:tab w:val="left" w:pos="285" w:leader="none"/>
-          <w:tab w:val="left" w:pos="1760" w:leader="none"/>
-          <w:tab w:val="left" w:pos="4080" w:leader="none"/>
-          <w:tab w:val="left" w:pos="5502" w:leader="none"/>
-          <w:tab w:val="left" w:pos="8220" w:leader="none"/>
-        </w:tabs>
-        <w:rPr>
-          <w:rFonts w:ascii="NanumBarunGothic" w:hAnsi="NanumBarunGothic"/>
-          <w:color w:val="000000"/>
-          <w:sz w:val="21"/>
-          <w:szCs w:val="21"/>
-        </w:rPr>
-      </w:pPr>
-      <w:r>
-        <w:rPr>
-          <w:rFonts w:ascii="NanumBarunGothic" w:hAnsi="NanumBarunGothic"/>
-          <w:color w:val="000000"/>
-          <w:sz w:val="21"/>
-          <w:szCs w:val="21"/>
-        </w:rPr>
-        <w:t>6.  Pemberitahuan Appraisal</w:t>
-        <w:tab/>
-        <w:t xml:space="preserve">............            </w:t>
-        <w:tab/>
-      </w:r>
-    </w:p>
-    <w:p>
-      <w:pPr>
-        <w:pStyle w:val="Normal"/>
-        <w:tabs>
-          <w:tab w:val="clear" w:pos="720"/>
-          <w:tab w:val="left" w:pos="285" w:leader="none"/>
-          <w:tab w:val="left" w:pos="1760" w:leader="none"/>
-          <w:tab w:val="left" w:pos="4080" w:leader="none"/>
-          <w:tab w:val="left" w:pos="5502" w:leader="none"/>
-          <w:tab w:val="left" w:pos="8220" w:leader="none"/>
-        </w:tabs>
-        <w:rPr>
-          <w:rFonts w:ascii="NanumBarunGothic" w:hAnsi="NanumBarunGothic"/>
-          <w:b/>
-          <w:bCs/>
-          <w:color w:val="000000"/>
-        </w:rPr>
-      </w:pPr>
-      <w:r>
-        <w:rPr>
-          <w:rFonts w:ascii="NanumBarunGothic" w:hAnsi="NanumBarunGothic"/>
-          <w:color w:val="000000"/>
-          <w:sz w:val="21"/>
-          <w:szCs w:val="21"/>
-        </w:rPr>
-        <w:t xml:space="preserve">7.  .............................................. </w:t>
-        <w:tab/>
-        <w:t>............</w:t>
-        <w:tab/>
-      </w:r>
-      <w:bookmarkStart w:id="0" w:name="767676"/>
-      <w:bookmarkEnd w:id="0"/>
-    </w:p>
-    <w:p>
-      <w:pPr>
         <w:sectPr>
           <w:headerReference w:type="even" r:id="rId3"/>
           <w:headerReference w:type="default" r:id="rId4"/>
@@ -2299,35 +2009,191 @@
           <w:docGrid w:type="default" w:linePitch="312" w:charSpace="0"/>
         </w:sectPr>
         <w:pStyle w:val="Normal"/>
-        <w:widowControl/>
-        <w:tabs>
-          <w:tab w:val="clear" w:pos="720"/>
-          <w:tab w:val="left" w:pos="285" w:leader="none"/>
-          <w:tab w:val="left" w:pos="1760" w:leader="none"/>
-          <w:tab w:val="left" w:pos="4080" w:leader="none"/>
-          <w:tab w:val="left" w:pos="5502" w:leader="none"/>
-          <w:tab w:val="left" w:pos="8220" w:leader="none"/>
-        </w:tabs>
-        <w:spacing w:before="0" w:after="0"/>
-        <w:ind w:hanging="340" w:left="454" w:right="283"/>
-        <w:contextualSpacing/>
         <w:jc w:val="both"/>
-        <w:rPr>
-          <w:rFonts w:ascii="NanumBarunGothic" w:hAnsi="NanumBarunGothic" w:cs="Cambria"/>
-          <w:color w:val="000000"/>
-          <w:sz w:val="21"/>
-          <w:szCs w:val="21"/>
-          <w:lang w:val="en-US" w:eastAsia="id-ID"/>
-        </w:rPr>
-      </w:pPr>
-      <w:r>
-        <w:rPr>
-          <w:rFonts w:cs="Cambria" w:ascii="NanumBarunGothic" w:hAnsi="NanumBarunGothic"/>
-          <w:color w:val="000000"/>
-          <w:sz w:val="21"/>
-          <w:szCs w:val="21"/>
-          <w:lang w:val="en-US" w:eastAsia="id-ID"/>
-        </w:rPr>
+        <w:rPr/>
+      </w:pPr>
+      <w:r>
+        <mc:AlternateContent>
+          <mc:Choice Requires="wps">
+            <w:drawing>
+              <wp:anchor behindDoc="0" distT="0" distB="0" distL="0" distR="0" simplePos="0" locked="0" layoutInCell="1" allowOverlap="1" relativeHeight="8">
+                <wp:simplePos x="0" y="0"/>
+                <wp:positionH relativeFrom="column">
+                  <wp:posOffset>1510030</wp:posOffset>
+                </wp:positionH>
+                <wp:positionV relativeFrom="paragraph">
+                  <wp:posOffset>54610</wp:posOffset>
+                </wp:positionV>
+                <wp:extent cx="2887345" cy="1041400"/>
+                <wp:effectExtent l="0" t="0" r="0" b="0"/>
+                <wp:wrapNone/>
+                <wp:docPr id="2" name="Text Frame 1"/>
+                <a:graphic xmlns:a="http://schemas.openxmlformats.org/drawingml/2006/main">
+                  <a:graphicData uri="http://schemas.microsoft.com/office/word/2010/wordprocessingShape">
+                    <wps:wsp>
+                      <wps:cNvSpPr txBox="1"/>
+                      <wps:spPr>
+                        <a:xfrm>
+                          <a:off x="0" y="0"/>
+                          <a:ext cx="2887200" cy="1041480"/>
+                        </a:xfrm>
+                        <a:prstGeom prst="rect">
+                          <a:avLst/>
+                        </a:prstGeom>
+                        <a:noFill/>
+                        <a:ln w="0">
+                          <a:noFill/>
+                        </a:ln>
+                      </wps:spPr>
+                      <wps:txbx>
+                        <w:txbxContent>
+                          <w:p>
+                            <w:pPr>
+                              <w:overflowPunct w:val="false"/>
+                              <w:jc w:val="center"/>
+                              <w:rPr/>
+                            </w:pPr>
+                            <w:r>
+                              <w:rPr/>
+                              <w:t>Petugas</w:t>
+                            </w:r>
+                          </w:p>
+                          <w:p>
+                            <w:pPr>
+                              <w:overflowPunct w:val="false"/>
+                              <w:jc w:val="center"/>
+                              <w:rPr/>
+                            </w:pPr>
+                            <w:r>
+                              <w:rPr/>
+                            </w:r>
+                          </w:p>
+                          <w:p>
+                            <w:pPr>
+                              <w:overflowPunct w:val="false"/>
+                              <w:jc w:val="center"/>
+                              <w:rPr/>
+                            </w:pPr>
+                            <w:r>
+                              <w:rPr/>
+                            </w:r>
+                          </w:p>
+                          <w:p>
+                            <w:pPr>
+                              <w:overflowPunct w:val="false"/>
+                              <w:jc w:val="center"/>
+                              <w:rPr/>
+                            </w:pPr>
+                            <w:r>
+                              <w:rPr/>
+                            </w:r>
+                          </w:p>
+                          <w:p>
+                            <w:pPr>
+                              <w:overflowPunct w:val="false"/>
+                              <w:jc w:val="center"/>
+                              <w:rPr/>
+                            </w:pPr>
+                            <w:r>
+                              <w:rPr/>
+                              <w:t>(................................................................)</w:t>
+                            </w:r>
+                          </w:p>
+                        </w:txbxContent>
+                      </wps:txbx>
+                      <wps:bodyPr wrap="square" lIns="0" rIns="0" tIns="0" bIns="0" anchor="t">
+                        <a:noAutofit/>
+                      </wps:bodyPr>
+                    </wps:wsp>
+                  </a:graphicData>
+                </a:graphic>
+              </wp:anchor>
+            </w:drawing>
+          </mc:Choice>
+          <mc:Fallback>
+            <w:pict>
+              <v:shapetype id="_x0000_t202" coordsize="21600,21600" o:spt="202" path="m,l,21600l21600,21600l21600,xe">
+                <v:stroke joinstyle="miter"/>
+                <v:path gradientshapeok="t" o:connecttype="rect"/>
+              </v:shapetype>
+              <v:shape id="shape_0" ID="Text Frame 1" stroked="f" o:allowincell="f" style="position:absolute;margin-left:118.9pt;margin-top:4.3pt;width:227.3pt;height:81.95pt;mso-wrap-style:square;v-text-anchor:top" type="_x0000_t202">
+                <v:textbox>
+                  <w:txbxContent>
+                    <w:p>
+                      <w:pPr>
+                        <w:overflowPunct w:val="false"/>
+                        <w:jc w:val="center"/>
+                        <w:rPr/>
+                      </w:pPr>
+                      <w:r>
+                        <w:rPr/>
+                        <w:t>Petugas</w:t>
+                      </w:r>
+                    </w:p>
+                    <w:p>
+                      <w:pPr>
+                        <w:overflowPunct w:val="false"/>
+                        <w:jc w:val="center"/>
+                        <w:rPr/>
+                      </w:pPr>
+                      <w:r>
+                        <w:rPr/>
+                      </w:r>
+                    </w:p>
+                    <w:p>
+                      <w:pPr>
+                        <w:overflowPunct w:val="false"/>
+                        <w:jc w:val="center"/>
+                        <w:rPr/>
+                      </w:pPr>
+                      <w:r>
+                        <w:rPr/>
+                      </w:r>
+                    </w:p>
+                    <w:p>
+                      <w:pPr>
+                        <w:overflowPunct w:val="false"/>
+                        <w:jc w:val="center"/>
+                        <w:rPr/>
+                      </w:pPr>
+                      <w:r>
+                        <w:rPr/>
+                      </w:r>
+                    </w:p>
+                    <w:p>
+                      <w:pPr>
+                        <w:overflowPunct w:val="false"/>
+                        <w:jc w:val="center"/>
+                        <w:rPr/>
+                      </w:pPr>
+                      <w:r>
+                        <w:rPr/>
+                        <w:t>(................................................................)</w:t>
+                      </w:r>
+                    </w:p>
+                  </w:txbxContent>
+                </v:textbox>
+                <v:fill o:detectmouseclick="t" on="false"/>
+                <v:stroke color="black" joinstyle="round" endcap="flat"/>
+                <w10:wrap type="none"/>
+              </v:shape>
+            </w:pict>
+          </mc:Fallback>
+        </mc:AlternateContent>
+      </w:r>
+      <w:r>
+        <w:rPr/>
+        <w:t xml:space="preserve">                </w:t>
+      </w:r>
+      <w:r>
+        <w:rPr/>
+        <w:tab/>
+        <w:tab/>
+        <w:tab/>
+        <w:tab/>
+        <w:tab/>
+        <w:t xml:space="preserve">    </w:t>
+        <w:tab/>
         <w:tab/>
         <w:tab/>
         <w:tab/>
@@ -3347,7 +3213,7 @@
             <wp:extent cx="1477010" cy="735965"/>
             <wp:effectExtent l="0" t="0" r="0" b="0"/>
             <wp:wrapSquare wrapText="largest"/>
-            <wp:docPr id="2" name="Picture 2" descr=""/>
+            <wp:docPr id="3" name="Picture 2" descr=""/>
             <wp:cNvGraphicFramePr>
               <a:graphicFrameLocks xmlns:a="http://schemas.openxmlformats.org/drawingml/2006/main" noChangeAspect="1"/>
             </wp:cNvGraphicFramePr>
@@ -3355,7 +3221,7 @@
               <a:graphicData uri="http://schemas.openxmlformats.org/drawingml/2006/picture">
                 <pic:pic xmlns:pic="http://schemas.openxmlformats.org/drawingml/2006/picture">
                   <pic:nvPicPr>
-                    <pic:cNvPr id="2" name="Picture 2" descr=""/>
+                    <pic:cNvPr id="3" name="Picture 2" descr=""/>
                     <pic:cNvPicPr>
                       <a:picLocks noChangeAspect="1" noChangeArrowheads="1"/>
                     </pic:cNvPicPr>
@@ -5980,7 +5846,7 @@
             <wp:extent cx="1477010" cy="735965"/>
             <wp:effectExtent l="0" t="0" r="0" b="0"/>
             <wp:wrapSquare wrapText="largest"/>
-            <wp:docPr id="3" name="Picture 3" descr=""/>
+            <wp:docPr id="4" name="Picture 3" descr=""/>
             <wp:cNvGraphicFramePr>
               <a:graphicFrameLocks xmlns:a="http://schemas.openxmlformats.org/drawingml/2006/main" noChangeAspect="1"/>
             </wp:cNvGraphicFramePr>
@@ -5988,7 +5854,7 @@
               <a:graphicData uri="http://schemas.openxmlformats.org/drawingml/2006/picture">
                 <pic:pic xmlns:pic="http://schemas.openxmlformats.org/drawingml/2006/picture">
                   <pic:nvPicPr>
-                    <pic:cNvPr id="3" name="Picture 3" descr=""/>
+                    <pic:cNvPr id="4" name="Picture 3" descr=""/>
                     <pic:cNvPicPr>
                       <a:picLocks noChangeAspect="1" noChangeArrowheads="1"/>
                     </pic:cNvPicPr>
@@ -8613,7 +8479,7 @@
             <wp:extent cx="1477010" cy="735965"/>
             <wp:effectExtent l="0" t="0" r="0" b="0"/>
             <wp:wrapSquare wrapText="largest"/>
-            <wp:docPr id="4" name="Picture 4" descr=""/>
+            <wp:docPr id="5" name="Picture 4" descr=""/>
             <wp:cNvGraphicFramePr>
               <a:graphicFrameLocks xmlns:a="http://schemas.openxmlformats.org/drawingml/2006/main" noChangeAspect="1"/>
             </wp:cNvGraphicFramePr>
@@ -8621,7 +8487,7 @@
               <a:graphicData uri="http://schemas.openxmlformats.org/drawingml/2006/picture">
                 <pic:pic xmlns:pic="http://schemas.openxmlformats.org/drawingml/2006/picture">
                   <pic:nvPicPr>
-                    <pic:cNvPr id="4" name="Picture 4" descr=""/>
+                    <pic:cNvPr id="5" name="Picture 4" descr=""/>
                     <pic:cNvPicPr>
                       <a:picLocks noChangeAspect="1" noChangeArrowheads="1"/>
                     </pic:cNvPicPr>
@@ -11246,7 +11112,7 @@
             <wp:extent cx="1477010" cy="735965"/>
             <wp:effectExtent l="0" t="0" r="0" b="0"/>
             <wp:wrapSquare wrapText="largest"/>
-            <wp:docPr id="5" name="Picture 5" descr=""/>
+            <wp:docPr id="6" name="Picture 5" descr=""/>
             <wp:cNvGraphicFramePr>
               <a:graphicFrameLocks xmlns:a="http://schemas.openxmlformats.org/drawingml/2006/main" noChangeAspect="1"/>
             </wp:cNvGraphicFramePr>
@@ -11254,7 +11120,7 @@
               <a:graphicData uri="http://schemas.openxmlformats.org/drawingml/2006/picture">
                 <pic:pic xmlns:pic="http://schemas.openxmlformats.org/drawingml/2006/picture">
                   <pic:nvPicPr>
-                    <pic:cNvPr id="5" name="Picture 5" descr=""/>
+                    <pic:cNvPr id="6" name="Picture 5" descr=""/>
                     <pic:cNvPicPr>
                       <a:picLocks noChangeAspect="1" noChangeArrowheads="1"/>
                     </pic:cNvPicPr>
@@ -13879,7 +13745,7 @@
             <wp:extent cx="1477010" cy="735965"/>
             <wp:effectExtent l="0" t="0" r="0" b="0"/>
             <wp:wrapSquare wrapText="largest"/>
-            <wp:docPr id="6" name="Picture 6" descr=""/>
+            <wp:docPr id="7" name="Picture 6" descr=""/>
             <wp:cNvGraphicFramePr>
               <a:graphicFrameLocks xmlns:a="http://schemas.openxmlformats.org/drawingml/2006/main" noChangeAspect="1"/>
             </wp:cNvGraphicFramePr>
@@ -13887,7 +13753,7 @@
               <a:graphicData uri="http://schemas.openxmlformats.org/drawingml/2006/picture">
                 <pic:pic xmlns:pic="http://schemas.openxmlformats.org/drawingml/2006/picture">
                   <pic:nvPicPr>
-                    <pic:cNvPr id="6" name="Picture 6" descr=""/>
+                    <pic:cNvPr id="7" name="Picture 6" descr=""/>
                     <pic:cNvPicPr>
                       <a:picLocks noChangeAspect="1" noChangeArrowheads="1"/>
                     </pic:cNvPicPr>
@@ -15473,8 +15339,8 @@
           <w:lang w:val="en-US" w:eastAsia="id-ID"/>
         </w:rPr>
       </w:pPr>
-      <w:bookmarkStart w:id="1" w:name="767676MailMergeMark2025-11-05T15%2525252"/>
-      <w:bookmarkEnd w:id="1"/>
+      <w:bookmarkStart w:id="0" w:name="767676MailMergeMark2025-11-05T15%2525252"/>
+      <w:bookmarkEnd w:id="0"/>
       <w:r>
         <w:rPr>
           <w:rFonts w:cs="Cambria" w:ascii="NanumBarunGothic" w:hAnsi="NanumBarunGothic"/>

--- a/webp2k/public/templates/Template_p2k.docx
+++ b/webp2k/public/templates/Template_p2k.docx
@@ -1322,6 +1322,10 @@
         <w:tab/>
         <w:t xml:space="preserve">: </w:t>
       </w:r>
+      <w:r>
+        <w:rPr/>
+        <w:t>${kode}</w:t>
+      </w:r>
     </w:p>
     <w:p>
       <w:pPr>
@@ -1336,6 +1340,10 @@
         <w:tab/>
         <w:t xml:space="preserve">: </w:t>
       </w:r>
+      <w:r>
+        <w:rPr/>
+        <w:t>${rekening}</w:t>
+      </w:r>
     </w:p>
     <w:p>
       <w:pPr>
@@ -1353,6 +1361,12 @@
         <w:tab/>
         <w:t xml:space="preserve">: </w:t>
       </w:r>
+      <w:r>
+        <w:rPr>
+          <w:u w:val="single"/>
+        </w:rPr>
+        <w:t>${nama_nasabah}</w:t>
+      </w:r>
     </w:p>
     <w:p>
       <w:pPr>
@@ -1370,6 +1384,12 @@
         <w:tab/>
         <w:t xml:space="preserve">: </w:t>
       </w:r>
+      <w:r>
+        <w:rPr>
+          <w:u w:val="single"/>
+        </w:rPr>
+        <w:t>${alamat_nasabah}</w:t>
+      </w:r>
     </w:p>
     <w:p>
       <w:pPr>
@@ -1430,7 +1450,11 @@
         <w:tab/>
         <w:tab/>
         <w:tab/>
-        <w:t>: Rp. ,-</w:t>
+        <w:t xml:space="preserve">: Rp. ,- </w:t>
+      </w:r>
+      <w:r>
+        <w:rPr/>
+        <w:t>${plafon}</w:t>
       </w:r>
     </w:p>
     <w:p>
@@ -1460,6 +1484,10 @@
         <w:tab/>
         <w:t xml:space="preserve">: </w:t>
       </w:r>
+      <w:r>
+        <w:rPr/>
+        <w:t>${agunan}</w:t>
+      </w:r>
     </w:p>
     <w:p>
       <w:pPr>
@@ -1473,6 +1501,10 @@
         <w:tab/>
         <w:tab/>
         <w:t xml:space="preserve">: </w:t>
+      </w:r>
+      <w:r>
+        <w:rPr/>
+        <w:t>${pengikatan}</w:t>
       </w:r>
     </w:p>
     <w:p>
@@ -1518,10 +1550,16 @@
             <w:pPr>
               <w:pStyle w:val="TableContents"/>
               <w:jc w:val="both"/>
-              <w:rPr/>
-            </w:pPr>
-            <w:r>
-              <w:rPr/>
+              <w:rPr>
+                <w:sz w:val="22"/>
+                <w:szCs w:val="22"/>
+              </w:rPr>
+            </w:pPr>
+            <w:r>
+              <w:rPr>
+                <w:sz w:val="22"/>
+                <w:szCs w:val="22"/>
+              </w:rPr>
               <w:t>Sisa Pokok</w:t>
             </w:r>
           </w:p>
@@ -1535,10 +1573,16 @@
             <w:pPr>
               <w:pStyle w:val="TableContents"/>
               <w:jc w:val="both"/>
-              <w:rPr/>
-            </w:pPr>
-            <w:r>
-              <w:rPr/>
+              <w:rPr>
+                <w:sz w:val="22"/>
+                <w:szCs w:val="22"/>
+              </w:rPr>
+            </w:pPr>
+            <w:r>
+              <w:rPr>
+                <w:sz w:val="22"/>
+                <w:szCs w:val="22"/>
+              </w:rPr>
               <w:t>: Rp.</w:t>
             </w:r>
           </w:p>
@@ -1552,11 +1596,17 @@
             <w:pPr>
               <w:pStyle w:val="Normal"/>
               <w:jc w:val="right"/>
-              <w:rPr/>
-            </w:pPr>
-            <w:r>
-              <w:rPr/>
-              <w:t>,-</w:t>
+              <w:rPr>
+                <w:sz w:val="22"/>
+                <w:szCs w:val="22"/>
+              </w:rPr>
+            </w:pPr>
+            <w:r>
+              <w:rPr>
+                <w:sz w:val="22"/>
+                <w:szCs w:val="22"/>
+              </w:rPr>
+              <w:t>${sisa_pokok}</w:t>
             </w:r>
           </w:p>
         </w:tc>
@@ -1572,10 +1622,16 @@
             <w:pPr>
               <w:pStyle w:val="TableContents"/>
               <w:jc w:val="both"/>
-              <w:rPr/>
-            </w:pPr>
-            <w:r>
-              <w:rPr/>
+              <w:rPr>
+                <w:sz w:val="22"/>
+                <w:szCs w:val="22"/>
+              </w:rPr>
+            </w:pPr>
+            <w:r>
+              <w:rPr>
+                <w:sz w:val="22"/>
+                <w:szCs w:val="22"/>
+              </w:rPr>
               <w:t>Tunggakan Pokok</w:t>
             </w:r>
           </w:p>
@@ -1589,10 +1645,16 @@
             <w:pPr>
               <w:pStyle w:val="TableContents"/>
               <w:jc w:val="both"/>
-              <w:rPr/>
-            </w:pPr>
-            <w:r>
-              <w:rPr/>
+              <w:rPr>
+                <w:sz w:val="22"/>
+                <w:szCs w:val="22"/>
+              </w:rPr>
+            </w:pPr>
+            <w:r>
+              <w:rPr>
+                <w:sz w:val="22"/>
+                <w:szCs w:val="22"/>
+              </w:rPr>
               <w:t>: Rp.</w:t>
             </w:r>
           </w:p>
@@ -1606,11 +1668,17 @@
             <w:pPr>
               <w:pStyle w:val="Normal"/>
               <w:jc w:val="right"/>
-              <w:rPr/>
-            </w:pPr>
-            <w:r>
-              <w:rPr/>
-              <w:t>,-</w:t>
+              <w:rPr>
+                <w:sz w:val="22"/>
+                <w:szCs w:val="22"/>
+              </w:rPr>
+            </w:pPr>
+            <w:r>
+              <w:rPr>
+                <w:sz w:val="22"/>
+                <w:szCs w:val="22"/>
+              </w:rPr>
+              <w:t>${tunggakan_pokok}</w:t>
             </w:r>
           </w:p>
         </w:tc>
@@ -1626,10 +1694,16 @@
             <w:pPr>
               <w:pStyle w:val="TableContents"/>
               <w:jc w:val="both"/>
-              <w:rPr/>
-            </w:pPr>
-            <w:r>
-              <w:rPr/>
+              <w:rPr>
+                <w:sz w:val="22"/>
+                <w:szCs w:val="22"/>
+              </w:rPr>
+            </w:pPr>
+            <w:r>
+              <w:rPr>
+                <w:sz w:val="22"/>
+                <w:szCs w:val="22"/>
+              </w:rPr>
               <w:t>Tunggakan Bunga</w:t>
             </w:r>
           </w:p>
@@ -1643,10 +1717,16 @@
             <w:pPr>
               <w:pStyle w:val="TableContents"/>
               <w:jc w:val="both"/>
-              <w:rPr/>
-            </w:pPr>
-            <w:r>
-              <w:rPr/>
+              <w:rPr>
+                <w:sz w:val="22"/>
+                <w:szCs w:val="22"/>
+              </w:rPr>
+            </w:pPr>
+            <w:r>
+              <w:rPr>
+                <w:sz w:val="22"/>
+                <w:szCs w:val="22"/>
+              </w:rPr>
               <w:t>: Rp.</w:t>
             </w:r>
           </w:p>
@@ -1660,11 +1740,17 @@
             <w:pPr>
               <w:pStyle w:val="Normal"/>
               <w:jc w:val="right"/>
-              <w:rPr/>
-            </w:pPr>
-            <w:r>
-              <w:rPr/>
-              <w:t>,-</w:t>
+              <w:rPr>
+                <w:sz w:val="22"/>
+                <w:szCs w:val="22"/>
+              </w:rPr>
+            </w:pPr>
+            <w:r>
+              <w:rPr>
+                <w:sz w:val="22"/>
+                <w:szCs w:val="22"/>
+              </w:rPr>
+              <w:t>${tunggakan_bunga}</w:t>
             </w:r>
           </w:p>
         </w:tc>
@@ -1680,10 +1766,16 @@
             <w:pPr>
               <w:pStyle w:val="TableContents"/>
               <w:jc w:val="both"/>
-              <w:rPr/>
-            </w:pPr>
-            <w:r>
-              <w:rPr/>
+              <w:rPr>
+                <w:sz w:val="22"/>
+                <w:szCs w:val="22"/>
+              </w:rPr>
+            </w:pPr>
+            <w:r>
+              <w:rPr>
+                <w:sz w:val="22"/>
+                <w:szCs w:val="22"/>
+              </w:rPr>
               <w:t>Denda</w:t>
             </w:r>
           </w:p>
@@ -1697,10 +1789,16 @@
             <w:pPr>
               <w:pStyle w:val="TableContents"/>
               <w:jc w:val="both"/>
-              <w:rPr/>
-            </w:pPr>
-            <w:r>
-              <w:rPr/>
+              <w:rPr>
+                <w:sz w:val="22"/>
+                <w:szCs w:val="22"/>
+              </w:rPr>
+            </w:pPr>
+            <w:r>
+              <w:rPr>
+                <w:sz w:val="22"/>
+                <w:szCs w:val="22"/>
+              </w:rPr>
               <w:t>: Rp.</w:t>
             </w:r>
           </w:p>
@@ -1714,11 +1812,17 @@
             <w:pPr>
               <w:pStyle w:val="Normal"/>
               <w:jc w:val="right"/>
-              <w:rPr/>
-            </w:pPr>
-            <w:r>
-              <w:rPr/>
-              <w:t>,-</w:t>
+              <w:rPr>
+                <w:sz w:val="22"/>
+                <w:szCs w:val="22"/>
+              </w:rPr>
+            </w:pPr>
+            <w:r>
+              <w:rPr>
+                <w:sz w:val="22"/>
+                <w:szCs w:val="22"/>
+              </w:rPr>
+              <w:t>${denda}</w:t>
             </w:r>
           </w:p>
         </w:tc>
@@ -1734,10 +1838,16 @@
             <w:pPr>
               <w:pStyle w:val="TableContents"/>
               <w:jc w:val="both"/>
-              <w:rPr/>
-            </w:pPr>
-            <w:r>
-              <w:rPr/>
+              <w:rPr>
+                <w:sz w:val="22"/>
+                <w:szCs w:val="22"/>
+              </w:rPr>
+            </w:pPr>
+            <w:r>
+              <w:rPr>
+                <w:sz w:val="22"/>
+                <w:szCs w:val="22"/>
+              </w:rPr>
               <w:t>Jumlah Tagihan</w:t>
             </w:r>
           </w:p>
@@ -1751,10 +1861,16 @@
             <w:pPr>
               <w:pStyle w:val="TableContents"/>
               <w:jc w:val="both"/>
-              <w:rPr/>
-            </w:pPr>
-            <w:r>
-              <w:rPr/>
+              <w:rPr>
+                <w:sz w:val="22"/>
+                <w:szCs w:val="22"/>
+              </w:rPr>
+            </w:pPr>
+            <w:r>
+              <w:rPr>
+                <w:sz w:val="22"/>
+                <w:szCs w:val="22"/>
+              </w:rPr>
               <w:t>: Rp.</w:t>
             </w:r>
           </w:p>
@@ -1768,11 +1884,17 @@
             <w:pPr>
               <w:pStyle w:val="Normal"/>
               <w:jc w:val="right"/>
-              <w:rPr/>
-            </w:pPr>
-            <w:r>
-              <w:rPr/>
-              <w:t>,-</w:t>
+              <w:rPr>
+                <w:sz w:val="22"/>
+                <w:szCs w:val="22"/>
+              </w:rPr>
+            </w:pPr>
+            <w:r>
+              <w:rPr>
+                <w:sz w:val="22"/>
+                <w:szCs w:val="22"/>
+              </w:rPr>
+              <w:t>${jumlah_tagihan}</w:t>
             </w:r>
           </w:p>
         </w:tc>
